--- a/Coding 2 - year/Unit 3 - Advanced Functions & Algorithms/Daily Lesson Plans/Word/Day 2.docx
+++ b/Coding 2 - year/Unit 3 - Advanced Functions & Algorithms/Daily Lesson Plans/Word/Day 2.docx
@@ -50,12 +50,15 @@
               </w:rPr>
               <w:t xml:space="preserve">Coding II — Full Year</w:t>
             </w:r>
-          </w:p>
-          <w:p>
-            <w:pPr>
-              <w:spacing w:before="40"/>
-              <w:jc w:val="center"/>
-            </w:pPr>
+            <w:r>
+              <w:rPr>
+                <w:rFonts w:ascii="Arial" w:cs="Arial" w:eastAsia="Arial" w:hAnsi="Arial"/>
+                <w:sz w:val="16"/>
+                <w:szCs w:val="16"/>
+              </w:rPr>
+              <w:br/>
+              <w:t xml:space="preserve"/>
+            </w:r>
             <w:r>
               <w:rPr>
                 <w:rFonts w:ascii="Arial" w:cs="Arial" w:eastAsia="Arial" w:hAnsi="Arial"/>
@@ -83,7 +86,7 @@
           <w:rFonts w:ascii="Arial" w:cs="Arial" w:eastAsia="Arial" w:hAnsi="Arial"/>
           <w:b/>
           <w:bCs/>
-          <w:color w:val="0D3B1F"/>
+          <w:color w:val="1B7A4A"/>
           <w:sz w:val="32"/>
           <w:szCs w:val="32"/>
         </w:rPr>
@@ -261,9 +264,9 @@
               <w:right w:val="single" w:color="CCCCCC" w:sz="1"/>
             </w:tcBorders>
             <w:tcMar>
-              <w:top w:type="dxa" w:w="60"/>
+              <w:top w:type="dxa" w:w="80"/>
               <w:left w:type="dxa" w:w="120"/>
-              <w:bottom w:type="dxa" w:w="60"/>
+              <w:bottom w:type="dxa" w:w="80"/>
               <w:right w:type="dxa" w:w="120"/>
             </w:tcMar>
           </w:tcPr>
@@ -290,20 +293,213 @@
               <w:right w:val="single" w:color="CCCCCC" w:sz="1"/>
             </w:tcBorders>
             <w:tcMar>
-              <w:top w:type="dxa" w:w="60"/>
+              <w:top w:type="dxa" w:w="80"/>
               <w:left w:type="dxa" w:w="120"/>
-              <w:bottom w:type="dxa" w:w="60"/>
+              <w:bottom w:type="dxa" w:w="80"/>
               <w:right w:type="dxa" w:w="120"/>
             </w:tcMar>
           </w:tcPr>
           <w:p>
-            <w:r>
-              <w:rPr>
-                <w:rFonts w:ascii="Arial" w:cs="Arial" w:eastAsia="Arial" w:hAnsi="Arial"/>
-                <w:sz w:val="20"/>
-                <w:szCs w:val="20"/>
+            <w:pPr>
+              <w:spacing w:after="80" w:before="80"/>
+            </w:pPr>
+            <w:r>
+              <w:rPr>
+                <w:rFonts w:ascii="Arial" w:cs="Arial" w:eastAsia="Arial" w:hAnsi="Arial"/>
+                <w:b/>
+                <w:bCs/>
+                <w:i w:val="false"/>
+                <w:iCs w:val="false"/>
+                <w:color w:val="000000"/>
+                <w:sz w:val="22"/>
+                <w:szCs w:val="22"/>
               </w:rPr>
               <w:t xml:space="preserve">Bell Ringer / Review</w:t>
+            </w:r>
+            <w:r>
+              <w:rPr>
+                <w:rFonts w:ascii="Arial" w:cs="Arial" w:eastAsia="Arial" w:hAnsi="Arial"/>
+                <w:sz w:val="20"/>
+                <w:szCs w:val="20"/>
+              </w:rPr>
+              <w:br/>
+              <w:t xml:space="preserve"/>
+            </w:r>
+            <w:r>
+              <w:rPr>
+                <w:rFonts w:ascii="Arial" w:cs="Arial" w:eastAsia="Arial" w:hAnsi="Arial"/>
+                <w:sz w:val="20"/>
+                <w:szCs w:val="20"/>
+              </w:rPr>
+              <w:br/>
+              <w:t xml:space="preserve"/>
+            </w:r>
+            <w:r>
+              <w:rPr>
+                <w:rFonts w:ascii="Arial" w:cs="Arial" w:eastAsia="Arial" w:hAnsi="Arial"/>
+                <w:b/>
+                <w:bCs/>
+                <w:i w:val="false"/>
+                <w:iCs w:val="false"/>
+                <w:color w:val="000000"/>
+                <w:sz w:val="20"/>
+                <w:szCs w:val="20"/>
+              </w:rPr>
+              <w:t xml:space="preserve">Quick Write </w:t>
+            </w:r>
+            <w:r>
+              <w:rPr>
+                <w:rFonts w:ascii="Arial" w:cs="Arial" w:eastAsia="Arial" w:hAnsi="Arial"/>
+                <w:b w:val="false"/>
+                <w:bCs w:val="false"/>
+                <w:i w:val="false"/>
+                <w:iCs w:val="false"/>
+                <w:color w:val="000000"/>
+                <w:sz w:val="20"/>
+                <w:szCs w:val="20"/>
+              </w:rPr>
+              <w:t xml:space="preserve">(3 min — written or verbal):</w:t>
+            </w:r>
+            <w:r>
+              <w:rPr>
+                <w:rFonts w:ascii="Arial" w:cs="Arial" w:eastAsia="Arial" w:hAnsi="Arial"/>
+                <w:sz w:val="20"/>
+                <w:szCs w:val="20"/>
+              </w:rPr>
+              <w:br/>
+              <w:t xml:space="preserve"/>
+            </w:r>
+            <w:r>
+              <w:rPr>
+                <w:rFonts w:ascii="Arial" w:cs="Arial" w:eastAsia="Arial" w:hAnsi="Arial"/>
+                <w:b w:val="false"/>
+                <w:bCs w:val="false"/>
+                <w:i w:val="false"/>
+                <w:iCs w:val="false"/>
+                <w:color w:val="000000"/>
+                <w:sz w:val="20"/>
+                <w:szCs w:val="20"/>
+              </w:rPr>
+              <w:t xml:space="preserve">    In your own words: Pass functions (including lambdas) as arguments to other functions and use them to customize behavior?</w:t>
+            </w:r>
+            <w:r>
+              <w:rPr>
+                <w:rFonts w:ascii="Arial" w:cs="Arial" w:eastAsia="Arial" w:hAnsi="Arial"/>
+                <w:sz w:val="20"/>
+                <w:szCs w:val="20"/>
+              </w:rPr>
+              <w:br/>
+              <w:t xml:space="preserve"/>
+            </w:r>
+            <w:r>
+              <w:rPr>
+                <w:rFonts w:ascii="Arial" w:cs="Arial" w:eastAsia="Arial" w:hAnsi="Arial"/>
+                <w:sz w:val="20"/>
+                <w:szCs w:val="20"/>
+              </w:rPr>
+              <w:br/>
+              <w:t xml:space="preserve"/>
+            </w:r>
+            <w:r>
+              <w:rPr>
+                <w:rFonts w:ascii="Arial" w:cs="Arial" w:eastAsia="Arial" w:hAnsi="Arial"/>
+                <w:b/>
+                <w:bCs/>
+                <w:i w:val="false"/>
+                <w:iCs w:val="false"/>
+                <w:color w:val="000000"/>
+                <w:sz w:val="20"/>
+                <w:szCs w:val="20"/>
+              </w:rPr>
+              <w:t xml:space="preserve">Vocabulary Preview — </w:t>
+            </w:r>
+            <w:r>
+              <w:rPr>
+                <w:rFonts w:ascii="Arial" w:cs="Arial" w:eastAsia="Arial" w:hAnsi="Arial"/>
+                <w:b w:val="false"/>
+                <w:bCs w:val="false"/>
+                <w:i w:val="false"/>
+                <w:iCs w:val="false"/>
+                <w:color w:val="000000"/>
+                <w:sz w:val="20"/>
+                <w:szCs w:val="20"/>
+              </w:rPr>
+              <w:t xml:space="preserve">terms we'll use today:</w:t>
+            </w:r>
+            <w:r>
+              <w:rPr>
+                <w:rFonts w:ascii="Arial" w:cs="Arial" w:eastAsia="Arial" w:hAnsi="Arial"/>
+                <w:sz w:val="20"/>
+                <w:szCs w:val="20"/>
+              </w:rPr>
+              <w:br/>
+              <w:t xml:space="preserve"/>
+            </w:r>
+            <w:r>
+              <w:rPr>
+                <w:rFonts w:ascii="Arial" w:cs="Arial" w:eastAsia="Arial" w:hAnsi="Arial"/>
+                <w:b w:val="false"/>
+                <w:bCs w:val="false"/>
+                <w:i w:val="false"/>
+                <w:iCs w:val="false"/>
+                <w:color w:val="000000"/>
+                <w:sz w:val="20"/>
+                <w:szCs w:val="20"/>
+              </w:rPr>
+              <w:t xml:space="preserve">    • Functions as First-Class Objects   •   Callback Function   •   Higher-Order Function   •   Key Point</w:t>
+            </w:r>
+            <w:r>
+              <w:rPr>
+                <w:rFonts w:ascii="Arial" w:cs="Arial" w:eastAsia="Arial" w:hAnsi="Arial"/>
+                <w:sz w:val="20"/>
+                <w:szCs w:val="20"/>
+              </w:rPr>
+              <w:br/>
+              <w:t xml:space="preserve"/>
+            </w:r>
+            <w:r>
+              <w:rPr>
+                <w:rFonts w:ascii="Arial" w:cs="Arial" w:eastAsia="Arial" w:hAnsi="Arial"/>
+                <w:sz w:val="20"/>
+                <w:szCs w:val="20"/>
+              </w:rPr>
+              <w:br/>
+              <w:t xml:space="preserve"/>
+            </w:r>
+            <w:r>
+              <w:rPr>
+                <w:rFonts w:ascii="Arial" w:cs="Arial" w:eastAsia="Arial" w:hAnsi="Arial"/>
+                <w:b w:val="false"/>
+                <w:bCs w:val="false"/>
+                <w:i/>
+                <w:iCs/>
+                <w:color w:val="444444"/>
+                <w:sz w:val="20"/>
+                <w:szCs w:val="20"/>
+              </w:rPr>
+              <w:t xml:space="preserve">Today's Goal: By the end of class you will be able to pass functions (including lambdas) as arguments to other functions and use them to customize behavior.</w:t>
+            </w:r>
+            <w:r>
+              <w:rPr>
+                <w:rFonts w:ascii="Arial" w:cs="Arial" w:eastAsia="Arial" w:hAnsi="Arial"/>
+                <w:sz w:val="20"/>
+                <w:szCs w:val="20"/>
+              </w:rPr>
+              <w:br/>
+              <w:t xml:space="preserve"/>
+            </w:r>
+            <w:r>
+              <w:rPr>
+                <w:rFonts w:ascii="Arial" w:cs="Arial" w:eastAsia="Arial" w:hAnsi="Arial"/>
+                <w:b w:val="false"/>
+                <w:bCs w:val="false"/>
+                <w:i/>
+                <w:iCs/>
+                <w:color w:val="555555"/>
+                <w:sz w:val="20"/>
+                <w:szCs w:val="20"/>
+              </w:rPr>
+              <w:t xml:space="preserve">→ Pair-share your response, then 2–3 students share with the class.</w:t>
             </w:r>
           </w:p>
         </w:tc>
@@ -319,9 +515,9 @@
               <w:right w:val="single" w:color="CCCCCC" w:sz="1"/>
             </w:tcBorders>
             <w:tcMar>
-              <w:top w:type="dxa" w:w="60"/>
+              <w:top w:type="dxa" w:w="80"/>
               <w:left w:type="dxa" w:w="120"/>
-              <w:bottom w:type="dxa" w:w="60"/>
+              <w:bottom w:type="dxa" w:w="80"/>
               <w:right w:type="dxa" w:w="120"/>
             </w:tcMar>
           </w:tcPr>
@@ -348,20 +544,261 @@
               <w:right w:val="single" w:color="CCCCCC" w:sz="1"/>
             </w:tcBorders>
             <w:tcMar>
-              <w:top w:type="dxa" w:w="60"/>
+              <w:top w:type="dxa" w:w="80"/>
               <w:left w:type="dxa" w:w="120"/>
-              <w:bottom w:type="dxa" w:w="60"/>
+              <w:bottom w:type="dxa" w:w="80"/>
               <w:right w:type="dxa" w:w="120"/>
             </w:tcMar>
           </w:tcPr>
           <w:p>
-            <w:r>
-              <w:rPr>
-                <w:rFonts w:ascii="Arial" w:cs="Arial" w:eastAsia="Arial" w:hAnsi="Arial"/>
-                <w:sz w:val="20"/>
-                <w:szCs w:val="20"/>
-              </w:rPr>
-              <w:t xml:space="preserve">Mini Lesson: Passing Functions as Arguments</w:t>
+            <w:pPr>
+              <w:spacing w:after="80" w:before="80"/>
+            </w:pPr>
+            <w:r>
+              <w:rPr>
+                <w:rFonts w:ascii="Arial" w:cs="Arial" w:eastAsia="Arial" w:hAnsi="Arial"/>
+                <w:b/>
+                <w:bCs/>
+                <w:i w:val="false"/>
+                <w:iCs w:val="false"/>
+                <w:color w:val="000000"/>
+                <w:sz w:val="22"/>
+                <w:szCs w:val="22"/>
+              </w:rPr>
+              <w:t xml:space="preserve">Mini Lesson: </w:t>
+            </w:r>
+            <w:r>
+              <w:rPr>
+                <w:rFonts w:ascii="Arial" w:cs="Arial" w:eastAsia="Arial" w:hAnsi="Arial"/>
+                <w:b w:val="false"/>
+                <w:bCs w:val="false"/>
+                <w:i w:val="false"/>
+                <w:iCs w:val="false"/>
+                <w:color w:val="000000"/>
+                <w:sz w:val="22"/>
+                <w:szCs w:val="22"/>
+              </w:rPr>
+              <w:t xml:space="preserve">Passing Functions as Arguments</w:t>
+            </w:r>
+            <w:r>
+              <w:rPr>
+                <w:rFonts w:ascii="Arial" w:cs="Arial" w:eastAsia="Arial" w:hAnsi="Arial"/>
+                <w:sz w:val="20"/>
+                <w:szCs w:val="20"/>
+              </w:rPr>
+              <w:br/>
+              <w:t xml:space="preserve"/>
+            </w:r>
+            <w:r>
+              <w:rPr>
+                <w:rFonts w:ascii="Arial" w:cs="Arial" w:eastAsia="Arial" w:hAnsi="Arial"/>
+                <w:sz w:val="20"/>
+                <w:szCs w:val="20"/>
+              </w:rPr>
+              <w:br/>
+              <w:t xml:space="preserve"/>
+            </w:r>
+            <w:r>
+              <w:rPr>
+                <w:rFonts w:ascii="Arial" w:cs="Arial" w:eastAsia="Arial" w:hAnsi="Arial"/>
+                <w:b/>
+                <w:bCs/>
+                <w:i/>
+                <w:iCs/>
+                <w:color w:val="000000"/>
+                <w:sz w:val="20"/>
+                <w:szCs w:val="20"/>
+              </w:rPr>
+              <w:t xml:space="preserve">Learning Target: </w:t>
+            </w:r>
+            <w:r>
+              <w:rPr>
+                <w:rFonts w:ascii="Arial" w:cs="Arial" w:eastAsia="Arial" w:hAnsi="Arial"/>
+                <w:b w:val="false"/>
+                <w:bCs w:val="false"/>
+                <w:i/>
+                <w:iCs/>
+                <w:color w:val="333333"/>
+                <w:sz w:val="20"/>
+                <w:szCs w:val="20"/>
+              </w:rPr>
+              <w:t xml:space="preserve">I can pass functions (including lambdas) as arguments to other functions and use them to customize behavior.</w:t>
+            </w:r>
+            <w:r>
+              <w:rPr>
+                <w:rFonts w:ascii="Arial" w:cs="Arial" w:eastAsia="Arial" w:hAnsi="Arial"/>
+                <w:sz w:val="20"/>
+                <w:szCs w:val="20"/>
+              </w:rPr>
+              <w:br/>
+              <w:t xml:space="preserve"/>
+            </w:r>
+            <w:r>
+              <w:rPr>
+                <w:rFonts w:ascii="Arial" w:cs="Arial" w:eastAsia="Arial" w:hAnsi="Arial"/>
+                <w:sz w:val="20"/>
+                <w:szCs w:val="20"/>
+              </w:rPr>
+              <w:br/>
+              <w:t xml:space="preserve"/>
+            </w:r>
+            <w:r>
+              <w:rPr>
+                <w:rFonts w:ascii="Arial" w:cs="Arial" w:eastAsia="Arial" w:hAnsi="Arial"/>
+                <w:b w:val="false"/>
+                <w:bCs w:val="false"/>
+                <w:i w:val="false"/>
+                <w:iCs w:val="false"/>
+                <w:color w:val="000000"/>
+                <w:sz w:val="20"/>
+                <w:szCs w:val="20"/>
+              </w:rPr>
+              <w:t xml:space="preserve">Functions as First-Class Objects — In Python, functions are objects just like integers or strings. You can assign them to variables, pass them to other functions, and return them from functions.</w:t>
+            </w:r>
+            <w:r>
+              <w:rPr>
+                <w:rFonts w:ascii="Arial" w:cs="Arial" w:eastAsia="Arial" w:hAnsi="Arial"/>
+                <w:sz w:val="20"/>
+                <w:szCs w:val="20"/>
+              </w:rPr>
+              <w:br/>
+              <w:t xml:space="preserve"/>
+            </w:r>
+            <w:r>
+              <w:rPr>
+                <w:rFonts w:ascii="Arial" w:cs="Arial" w:eastAsia="Arial" w:hAnsi="Arial"/>
+                <w:b w:val="false"/>
+                <w:bCs w:val="false"/>
+                <w:i w:val="false"/>
+                <w:iCs w:val="false"/>
+                <w:color w:val="000000"/>
+                <w:sz w:val="20"/>
+                <w:szCs w:val="20"/>
+              </w:rPr>
+              <w:t xml:space="preserve">Callback Function — A function passed to another function to be called later. The receiving function "calls back" to your function at an appropriate time.</w:t>
+            </w:r>
+            <w:r>
+              <w:rPr>
+                <w:rFonts w:ascii="Arial" w:cs="Arial" w:eastAsia="Arial" w:hAnsi="Arial"/>
+                <w:sz w:val="20"/>
+                <w:szCs w:val="20"/>
+              </w:rPr>
+              <w:br/>
+              <w:t xml:space="preserve"/>
+            </w:r>
+            <w:r>
+              <w:rPr>
+                <w:rFonts w:ascii="Arial" w:cs="Arial" w:eastAsia="Arial" w:hAnsi="Arial"/>
+                <w:sz w:val="20"/>
+                <w:szCs w:val="20"/>
+              </w:rPr>
+              <w:br/>
+              <w:t xml:space="preserve"/>
+            </w:r>
+            <w:r>
+              <w:rPr>
+                <w:rFonts w:ascii="Arial" w:cs="Arial" w:eastAsia="Arial" w:hAnsi="Arial"/>
+                <w:b/>
+                <w:bCs/>
+                <w:i w:val="false"/>
+                <w:iCs w:val="false"/>
+                <w:color w:val="000000"/>
+                <w:sz w:val="20"/>
+                <w:szCs w:val="20"/>
+              </w:rPr>
+              <w:t xml:space="preserve">Vocabulary: </w:t>
+            </w:r>
+            <w:r>
+              <w:rPr>
+                <w:rFonts w:ascii="Arial" w:cs="Arial" w:eastAsia="Arial" w:hAnsi="Arial"/>
+                <w:b w:val="false"/>
+                <w:bCs w:val="false"/>
+                <w:i w:val="false"/>
+                <w:iCs w:val="false"/>
+                <w:color w:val="000000"/>
+                <w:sz w:val="20"/>
+                <w:szCs w:val="20"/>
+              </w:rPr>
+              <w:t xml:space="preserve">Functions as First-Class Objects, Callback Function, Higher-Order Function, Key Point</w:t>
+            </w:r>
+            <w:r>
+              <w:rPr>
+                <w:rFonts w:ascii="Arial" w:cs="Arial" w:eastAsia="Arial" w:hAnsi="Arial"/>
+                <w:sz w:val="20"/>
+                <w:szCs w:val="20"/>
+              </w:rPr>
+              <w:br/>
+              <w:t xml:space="preserve"/>
+            </w:r>
+            <w:r>
+              <w:rPr>
+                <w:rFonts w:ascii="Arial" w:cs="Arial" w:eastAsia="Arial" w:hAnsi="Arial"/>
+                <w:sz w:val="20"/>
+                <w:szCs w:val="20"/>
+              </w:rPr>
+              <w:br/>
+              <w:t xml:space="preserve"/>
+            </w:r>
+            <w:r>
+              <w:rPr>
+                <w:rFonts w:ascii="Arial" w:cs="Arial" w:eastAsia="Arial" w:hAnsi="Arial"/>
+                <w:b/>
+                <w:bCs/>
+                <w:i/>
+                <w:iCs/>
+                <w:color w:val="555555"/>
+                <w:sz w:val="20"/>
+                <w:szCs w:val="20"/>
+              </w:rPr>
+              <w:t xml:space="preserve">→ Live Demo — </w:t>
+            </w:r>
+            <w:r>
+              <w:rPr>
+                <w:rFonts w:ascii="Arial" w:cs="Arial" w:eastAsia="Arial" w:hAnsi="Arial"/>
+                <w:b w:val="false"/>
+                <w:bCs w:val="false"/>
+                <w:i/>
+                <w:iCs/>
+                <w:color w:val="555555"/>
+                <w:sz w:val="20"/>
+                <w:szCs w:val="20"/>
+              </w:rPr>
+              <w:t xml:space="preserve">type examples as students follow along in their own editor.</w:t>
+            </w:r>
+            <w:r>
+              <w:rPr>
+                <w:rFonts w:ascii="Arial" w:cs="Arial" w:eastAsia="Arial" w:hAnsi="Arial"/>
+                <w:sz w:val="20"/>
+                <w:szCs w:val="20"/>
+              </w:rPr>
+              <w:br/>
+              <w:t xml:space="preserve"/>
+            </w:r>
+            <w:r>
+              <w:rPr>
+                <w:rFonts w:ascii="Arial" w:cs="Arial" w:eastAsia="Arial" w:hAnsi="Arial"/>
+                <w:b/>
+                <w:bCs/>
+                <w:i/>
+                <w:iCs/>
+                <w:color w:val="555555"/>
+                <w:sz w:val="20"/>
+                <w:szCs w:val="20"/>
+              </w:rPr>
+              <w:t xml:space="preserve">→ Check for Understanding: </w:t>
+            </w:r>
+            <w:r>
+              <w:rPr>
+                <w:rFonts w:ascii="Arial" w:cs="Arial" w:eastAsia="Arial" w:hAnsi="Arial"/>
+                <w:b w:val="false"/>
+                <w:bCs w:val="false"/>
+                <w:i/>
+                <w:iCs/>
+                <w:color w:val="555555"/>
+                <w:sz w:val="20"/>
+                <w:szCs w:val="20"/>
+              </w:rPr>
+              <w:t xml:space="preserve">pause and cold-call: “Can someone explain what we just did in their own words?”</w:t>
             </w:r>
           </w:p>
         </w:tc>
@@ -377,9 +814,9 @@
               <w:right w:val="single" w:color="CCCCCC" w:sz="1"/>
             </w:tcBorders>
             <w:tcMar>
-              <w:top w:type="dxa" w:w="60"/>
+              <w:top w:type="dxa" w:w="80"/>
               <w:left w:type="dxa" w:w="120"/>
-              <w:bottom w:type="dxa" w:w="60"/>
+              <w:bottom w:type="dxa" w:w="80"/>
               <w:right w:type="dxa" w:w="120"/>
             </w:tcMar>
           </w:tcPr>
@@ -406,20 +843,90 @@
               <w:right w:val="single" w:color="CCCCCC" w:sz="1"/>
             </w:tcBorders>
             <w:tcMar>
-              <w:top w:type="dxa" w:w="60"/>
+              <w:top w:type="dxa" w:w="80"/>
               <w:left w:type="dxa" w:w="120"/>
-              <w:bottom w:type="dxa" w:w="60"/>
+              <w:bottom w:type="dxa" w:w="80"/>
               <w:right w:type="dxa" w:w="120"/>
             </w:tcMar>
           </w:tcPr>
           <w:p>
-            <w:r>
-              <w:rPr>
-                <w:rFonts w:ascii="Arial" w:cs="Arial" w:eastAsia="Arial" w:hAnsi="Arial"/>
-                <w:sz w:val="20"/>
-                <w:szCs w:val="20"/>
+            <w:pPr>
+              <w:spacing w:after="80" w:before="80"/>
+            </w:pPr>
+            <w:r>
+              <w:rPr>
+                <w:rFonts w:ascii="Arial" w:cs="Arial" w:eastAsia="Arial" w:hAnsi="Arial"/>
+                <w:b/>
+                <w:bCs/>
+                <w:i w:val="false"/>
+                <w:iCs w:val="false"/>
+                <w:color w:val="000000"/>
+                <w:sz w:val="22"/>
+                <w:szCs w:val="22"/>
               </w:rPr>
               <w:t xml:space="preserve">Guided Practice</w:t>
+            </w:r>
+            <w:r>
+              <w:rPr>
+                <w:rFonts w:ascii="Arial" w:cs="Arial" w:eastAsia="Arial" w:hAnsi="Arial"/>
+                <w:sz w:val="20"/>
+                <w:szCs w:val="20"/>
+              </w:rPr>
+              <w:br/>
+              <w:t xml:space="preserve"/>
+            </w:r>
+            <w:r>
+              <w:rPr>
+                <w:rFonts w:ascii="Arial" w:cs="Arial" w:eastAsia="Arial" w:hAnsi="Arial"/>
+                <w:sz w:val="20"/>
+                <w:szCs w:val="20"/>
+              </w:rPr>
+              <w:br/>
+              <w:t xml:space="preserve"/>
+            </w:r>
+            <w:r>
+              <w:rPr>
+                <w:rFonts w:ascii="Arial" w:cs="Arial" w:eastAsia="Arial" w:hAnsi="Arial"/>
+                <w:b w:val="false"/>
+                <w:bCs w:val="false"/>
+                <w:i w:val="false"/>
+                <w:iCs w:val="false"/>
+                <w:color w:val="000000"/>
+                <w:sz w:val="20"/>
+                <w:szCs w:val="20"/>
+              </w:rPr>
+              <w:t xml:space="preserve">Step 1: Create a function called process_numbers that takes a list of numbers and a function, then applies the function to each number and returns the list of results.</w:t>
+            </w:r>
+            <w:r>
+              <w:rPr>
+                <w:rFonts w:ascii="Arial" w:cs="Arial" w:eastAsia="Arial" w:hAnsi="Arial"/>
+                <w:sz w:val="20"/>
+                <w:szCs w:val="20"/>
+              </w:rPr>
+              <w:br/>
+              <w:t xml:space="preserve"/>
+            </w:r>
+            <w:r>
+              <w:rPr>
+                <w:rFonts w:ascii="Arial" w:cs="Arial" w:eastAsia="Arial" w:hAnsi="Arial"/>
+                <w:sz w:val="20"/>
+                <w:szCs w:val="20"/>
+              </w:rPr>
+              <w:br/>
+              <w:t xml:space="preserve"/>
+            </w:r>
+            <w:r>
+              <w:rPr>
+                <w:rFonts w:ascii="Arial" w:cs="Arial" w:eastAsia="Arial" w:hAnsi="Arial"/>
+                <w:b w:val="false"/>
+                <w:bCs w:val="false"/>
+                <w:i/>
+                <w:iCs/>
+                <w:color w:val="555555"/>
+                <w:sz w:val="20"/>
+                <w:szCs w:val="20"/>
+              </w:rPr>
+              <w:t xml:space="preserve">→ Teacher models — students try alongside, then compare results.</w:t>
             </w:r>
           </w:p>
         </w:tc>
@@ -435,9 +942,9 @@
               <w:right w:val="single" w:color="CCCCCC" w:sz="1"/>
             </w:tcBorders>
             <w:tcMar>
-              <w:top w:type="dxa" w:w="60"/>
+              <w:top w:type="dxa" w:w="80"/>
               <w:left w:type="dxa" w:w="120"/>
-              <w:bottom w:type="dxa" w:w="60"/>
+              <w:bottom w:type="dxa" w:w="80"/>
               <w:right w:type="dxa" w:w="120"/>
             </w:tcMar>
           </w:tcPr>
@@ -450,7 +957,7 @@
                 <w:sz w:val="20"/>
                 <w:szCs w:val="20"/>
               </w:rPr>
-              <w:t xml:space="preserve">15-20 min</w:t>
+              <w:t xml:space="preserve">15–20 min</w:t>
             </w:r>
           </w:p>
         </w:tc>
@@ -464,20 +971,81 @@
               <w:right w:val="single" w:color="CCCCCC" w:sz="1"/>
             </w:tcBorders>
             <w:tcMar>
-              <w:top w:type="dxa" w:w="60"/>
+              <w:top w:type="dxa" w:w="80"/>
               <w:left w:type="dxa" w:w="120"/>
-              <w:bottom w:type="dxa" w:w="60"/>
+              <w:bottom w:type="dxa" w:w="80"/>
               <w:right w:type="dxa" w:w="120"/>
             </w:tcMar>
           </w:tcPr>
           <w:p>
-            <w:r>
-              <w:rPr>
-                <w:rFonts w:ascii="Arial" w:cs="Arial" w:eastAsia="Arial" w:hAnsi="Arial"/>
-                <w:sz w:val="20"/>
-                <w:szCs w:val="20"/>
+            <w:pPr>
+              <w:spacing w:after="80" w:before="80"/>
+            </w:pPr>
+            <w:r>
+              <w:rPr>
+                <w:rFonts w:ascii="Arial" w:cs="Arial" w:eastAsia="Arial" w:hAnsi="Arial"/>
+                <w:b/>
+                <w:bCs/>
+                <w:i w:val="false"/>
+                <w:iCs w:val="false"/>
+                <w:color w:val="000000"/>
+                <w:sz w:val="22"/>
+                <w:szCs w:val="22"/>
               </w:rPr>
               <w:t xml:space="preserve">Independent Practice / Code Along</w:t>
+            </w:r>
+            <w:r>
+              <w:rPr>
+                <w:rFonts w:ascii="Arial" w:cs="Arial" w:eastAsia="Arial" w:hAnsi="Arial"/>
+                <w:sz w:val="20"/>
+                <w:szCs w:val="20"/>
+              </w:rPr>
+              <w:br/>
+              <w:t xml:space="preserve"/>
+            </w:r>
+            <w:r>
+              <w:rPr>
+                <w:rFonts w:ascii="Arial" w:cs="Arial" w:eastAsia="Arial" w:hAnsi="Arial"/>
+                <w:b w:val="false"/>
+                <w:bCs w:val="false"/>
+                <w:i w:val="false"/>
+                <w:iCs w:val="false"/>
+                <w:color w:val="000000"/>
+                <w:sz w:val="20"/>
+                <w:szCs w:val="20"/>
+              </w:rPr>
+              <w:t xml:space="preserve">    Work through problems from the day's exercise set.</w:t>
+            </w:r>
+            <w:r>
+              <w:rPr>
+                <w:rFonts w:ascii="Arial" w:cs="Arial" w:eastAsia="Arial" w:hAnsi="Arial"/>
+                <w:sz w:val="20"/>
+                <w:szCs w:val="20"/>
+              </w:rPr>
+              <w:br/>
+              <w:t xml:space="preserve"/>
+            </w:r>
+            <w:r>
+              <w:rPr>
+                <w:rFonts w:ascii="Arial" w:cs="Arial" w:eastAsia="Arial" w:hAnsi="Arial"/>
+                <w:sz w:val="20"/>
+                <w:szCs w:val="20"/>
+              </w:rPr>
+              <w:br/>
+              <w:t xml:space="preserve"/>
+            </w:r>
+            <w:r>
+              <w:rPr>
+                <w:rFonts w:ascii="Arial" w:cs="Arial" w:eastAsia="Arial" w:hAnsi="Arial"/>
+                <w:b w:val="false"/>
+                <w:bCs w:val="false"/>
+                <w:i/>
+                <w:iCs/>
+                <w:color w:val="555555"/>
+                <w:sz w:val="20"/>
+                <w:szCs w:val="20"/>
+              </w:rPr>
+              <w:t xml:space="preserve">→ Teacher circulates — offer hints, check for understanding.</w:t>
             </w:r>
           </w:p>
         </w:tc>
@@ -493,9 +1061,9 @@
               <w:right w:val="single" w:color="CCCCCC" w:sz="1"/>
             </w:tcBorders>
             <w:tcMar>
-              <w:top w:type="dxa" w:w="60"/>
+              <w:top w:type="dxa" w:w="80"/>
               <w:left w:type="dxa" w:w="120"/>
-              <w:bottom w:type="dxa" w:w="60"/>
+              <w:bottom w:type="dxa" w:w="80"/>
               <w:right w:type="dxa" w:w="120"/>
             </w:tcMar>
           </w:tcPr>
@@ -522,20 +1090,90 @@
               <w:right w:val="single" w:color="CCCCCC" w:sz="1"/>
             </w:tcBorders>
             <w:tcMar>
-              <w:top w:type="dxa" w:w="60"/>
+              <w:top w:type="dxa" w:w="80"/>
               <w:left w:type="dxa" w:w="120"/>
-              <w:bottom w:type="dxa" w:w="60"/>
+              <w:bottom w:type="dxa" w:w="80"/>
               <w:right w:type="dxa" w:w="120"/>
             </w:tcMar>
           </w:tcPr>
           <w:p>
-            <w:r>
-              <w:rPr>
-                <w:rFonts w:ascii="Arial" w:cs="Arial" w:eastAsia="Arial" w:hAnsi="Arial"/>
-                <w:sz w:val="20"/>
-                <w:szCs w:val="20"/>
+            <w:pPr>
+              <w:spacing w:after="80" w:before="80"/>
+            </w:pPr>
+            <w:r>
+              <w:rPr>
+                <w:rFonts w:ascii="Arial" w:cs="Arial" w:eastAsia="Arial" w:hAnsi="Arial"/>
+                <w:b/>
+                <w:bCs/>
+                <w:i w:val="false"/>
+                <w:iCs w:val="false"/>
+                <w:color w:val="000000"/>
+                <w:sz w:val="22"/>
+                <w:szCs w:val="22"/>
               </w:rPr>
               <w:t xml:space="preserve">Exit Ticket / Wrap-Up</w:t>
+            </w:r>
+            <w:r>
+              <w:rPr>
+                <w:rFonts w:ascii="Arial" w:cs="Arial" w:eastAsia="Arial" w:hAnsi="Arial"/>
+                <w:sz w:val="20"/>
+                <w:szCs w:val="20"/>
+              </w:rPr>
+              <w:br/>
+              <w:t xml:space="preserve"/>
+            </w:r>
+            <w:r>
+              <w:rPr>
+                <w:rFonts w:ascii="Arial" w:cs="Arial" w:eastAsia="Arial" w:hAnsi="Arial"/>
+                <w:sz w:val="20"/>
+                <w:szCs w:val="20"/>
+              </w:rPr>
+              <w:br/>
+              <w:t xml:space="preserve"/>
+            </w:r>
+            <w:r>
+              <w:rPr>
+                <w:rFonts w:ascii="Arial" w:cs="Arial" w:eastAsia="Arial" w:hAnsi="Arial"/>
+                <w:b w:val="false"/>
+                <w:bCs w:val="false"/>
+                <w:i w:val="false"/>
+                <w:iCs w:val="false"/>
+                <w:color w:val="000000"/>
+                <w:sz w:val="20"/>
+                <w:szCs w:val="20"/>
+              </w:rPr>
+              <w:t xml:space="preserve">Quick Check: Pass functions (including lambdas) as arguments to other functions and use them to customize behavior?</w:t>
+            </w:r>
+            <w:r>
+              <w:rPr>
+                <w:rFonts w:ascii="Arial" w:cs="Arial" w:eastAsia="Arial" w:hAnsi="Arial"/>
+                <w:sz w:val="20"/>
+                <w:szCs w:val="20"/>
+              </w:rPr>
+              <w:br/>
+              <w:t xml:space="preserve"/>
+            </w:r>
+            <w:r>
+              <w:rPr>
+                <w:rFonts w:ascii="Arial" w:cs="Arial" w:eastAsia="Arial" w:hAnsi="Arial"/>
+                <w:sz w:val="20"/>
+                <w:szCs w:val="20"/>
+              </w:rPr>
+              <w:br/>
+              <w:t xml:space="preserve"/>
+            </w:r>
+            <w:r>
+              <w:rPr>
+                <w:rFonts w:ascii="Arial" w:cs="Arial" w:eastAsia="Arial" w:hAnsi="Arial"/>
+                <w:b w:val="false"/>
+                <w:bCs w:val="false"/>
+                <w:i/>
+                <w:iCs/>
+                <w:color w:val="555555"/>
+                <w:sz w:val="20"/>
+                <w:szCs w:val="20"/>
+              </w:rPr>
+              <w:t xml:space="preserve">→ 3–2–1: Name 3 things learned, 2 new vocab words, 1 question you still have.</w:t>
             </w:r>
           </w:p>
         </w:tc>
@@ -684,19 +1322,6 @@
                 <w:sz w:val="18"/>
                 <w:szCs w:val="18"/>
               </w:rPr>
-              <w:t xml:space="preserve"># Example 1: sorted() with a function as key</w:t>
-            </w:r>
-          </w:p>
-          <w:p>
-            <w:pPr>
-              <w:spacing w:after="20"/>
-            </w:pPr>
-            <w:r>
-              <w:rPr>
-                <w:rFonts w:ascii="Courier New" w:cs="Courier New" w:eastAsia="Courier New" w:hAnsi="Courier New"/>
-                <w:sz w:val="18"/>
-                <w:szCs w:val="18"/>
-              </w:rPr>
               <w:t xml:space="preserve">numbers = [3, 1, 4, 1, 5, 9, 2, 6]</w:t>
             </w:r>
           </w:p>
@@ -749,7 +1374,7 @@
                 <w:sz w:val="18"/>
                 <w:szCs w:val="18"/>
               </w:rPr>
-              <w:t xml:space="preserve"># Sort by absolute value</w:t>
+              <w:t xml:space="preserve"> </w:t>
             </w:r>
           </w:p>
           <w:p>
@@ -814,7 +1439,7 @@
                 <w:sz w:val="18"/>
                 <w:szCs w:val="18"/>
               </w:rPr>
-              <w:t xml:space="preserve"># Example 2: Custom function as callback</w:t>
+              <w:t xml:space="preserve"> </w:t>
             </w:r>
           </w:p>
           <w:p>
@@ -957,7 +1582,7 @@
                 <w:sz w:val="18"/>
                 <w:szCs w:val="18"/>
               </w:rPr>
-              <w:t xml:space="preserve"># Example 3: Sorting strings by custom criteria</w:t>
+              <w:t xml:space="preserve"> </w:t>
             </w:r>
           </w:p>
           <w:p>
@@ -983,7 +1608,7 @@
                 <w:sz w:val="18"/>
                 <w:szCs w:val="18"/>
               </w:rPr>
-              <w:t xml:space="preserve"># Sort by length</w:t>
+              <w:t xml:space="preserve"> </w:t>
             </w:r>
           </w:p>
           <w:p>
@@ -1035,7 +1660,7 @@
                 <w:sz w:val="18"/>
                 <w:szCs w:val="18"/>
               </w:rPr>
-              <w:t xml:space="preserve"># Sort by last character</w:t>
+              <w:t xml:space="preserve"> </w:t>
             </w:r>
           </w:p>
           <w:p>
@@ -1087,7 +1712,7 @@
                 <w:sz w:val="18"/>
                 <w:szCs w:val="18"/>
               </w:rPr>
-              <w:t xml:space="preserve"># Example 4: Creating a function that uses a callback</w:t>
+              <w:t xml:space="preserve"> </w:t>
             </w:r>
           </w:p>
           <w:p>
@@ -1243,7 +1868,7 @@
                 <w:sz w:val="18"/>
                 <w:szCs w:val="18"/>
               </w:rPr>
-              <w:t xml:space="preserve"># Example 5: Sorting complex data structures</w:t>
+              <w:t xml:space="preserve"> </w:t>
             </w:r>
           </w:p>
           <w:p>
@@ -1334,7 +1959,7 @@
                 <w:sz w:val="18"/>
                 <w:szCs w:val="18"/>
               </w:rPr>
-              <w:t xml:space="preserve"># Sort by GPA</w:t>
+              <w:t xml:space="preserve"> </w:t>
             </w:r>
           </w:p>
           <w:p>
@@ -1386,7 +2011,7 @@
                 <w:sz w:val="18"/>
                 <w:szCs w:val="18"/>
               </w:rPr>
-              <w:t xml:space="preserve"># Sort by name</w:t>
+              <w:t xml:space="preserve"> </w:t>
             </w:r>
           </w:p>
           <w:p>
@@ -1903,19 +2528,6 @@
                 <w:sz w:val="18"/>
                 <w:szCs w:val="18"/>
               </w:rPr>
-              <w:t xml:space="preserve"># Beginner</w:t>
-            </w:r>
-          </w:p>
-          <w:p>
-            <w:pPr>
-              <w:spacing w:after="20"/>
-            </w:pPr>
-            <w:r>
-              <w:rPr>
-                <w:rFonts w:ascii="Courier New" w:cs="Courier New" w:eastAsia="Courier New" w:hAnsi="Courier New"/>
-                <w:sz w:val="18"/>
-                <w:szCs w:val="18"/>
-              </w:rPr>
               <w:t xml:space="preserve">def apply_twice(func, value):</w:t>
             </w:r>
           </w:p>
@@ -1994,7 +2606,7 @@
                 <w:sz w:val="18"/>
                 <w:szCs w:val="18"/>
               </w:rPr>
-              <w:t xml:space="preserve"># Intermediate</w:t>
+              <w:t xml:space="preserve"> </w:t>
             </w:r>
           </w:p>
           <w:p>
@@ -2098,7 +2710,7 @@
                 <w:sz w:val="18"/>
                 <w:szCs w:val="18"/>
               </w:rPr>
-              <w:t xml:space="preserve"># Challenge</w:t>
+              <w:t xml:space="preserve"> </w:t>
             </w:r>
           </w:p>
           <w:p>
@@ -2177,19 +2789,6 @@
                 <w:szCs w:val="18"/>
               </w:rPr>
               <w:t xml:space="preserve">sorted_students = sorted(students, key=lambda s: (-s["grade"], s["name"]))</w:t>
-            </w:r>
-          </w:p>
-          <w:p>
-            <w:pPr>
-              <w:spacing w:after="20"/>
-            </w:pPr>
-            <w:r>
-              <w:rPr>
-                <w:rFonts w:ascii="Courier New" w:cs="Courier New" w:eastAsia="Courier New" w:hAnsi="Courier New"/>
-                <w:sz w:val="18"/>
-                <w:szCs w:val="18"/>
-              </w:rPr>
-              <w:t xml:space="preserve"># Use negative for descending grade, normal for ascending name</w:t>
             </w:r>
           </w:p>
         </w:tc>

--- a/Coding 2 - year/Unit 3 - Advanced Functions & Algorithms/Daily Lesson Plans/Word/Day 2.docx
+++ b/Coding 2 - year/Unit 3 - Advanced Functions & Algorithms/Daily Lesson Plans/Word/Day 2.docx
@@ -380,7 +380,7 @@
                 <w:sz w:val="20"/>
                 <w:szCs w:val="20"/>
               </w:rPr>
-              <w:t xml:space="preserve">    In your own words: Pass functions (including lambdas) as arguments to other functions and use them to customize behavior?</w:t>
+              <w:t xml:space="preserve">    Think about Passing Functions as Arguments. Where might you use this in a real project, and why would it matter?</w:t>
             </w:r>
             <w:r>
               <w:rPr>
@@ -477,7 +477,7 @@
                 <w:sz w:val="20"/>
                 <w:szCs w:val="20"/>
               </w:rPr>
-              <w:t xml:space="preserve">Today's Goal: By the end of class you will be able to pass functions (including lambdas) as arguments to other functions and use them to customize behavior.</w:t>
+              <w:t xml:space="preserve">Today’s Goal: By the end of class you will be able to pass functions (including lambdas) as arguments to other functions and use them to customize behavior.</w:t>
             </w:r>
             <w:r>
               <w:rPr>
@@ -1142,7 +1142,7 @@
                 <w:sz w:val="20"/>
                 <w:szCs w:val="20"/>
               </w:rPr>
-              <w:t xml:space="preserve">Quick Check: Pass functions (including lambdas) as arguments to other functions and use them to customize behavior?</w:t>
+              <w:t xml:space="preserve">What is one important thing you learned about Passing Functions as Arguments today? How would you explain it to someone?</w:t>
             </w:r>
             <w:r>
               <w:rPr>

--- a/Coding 2 - year/Unit 3 - Advanced Functions & Algorithms/Daily Lesson Plans/Word/Day 2.docx
+++ b/Coding 2 - year/Unit 3 - Advanced Functions & Algorithms/Daily Lesson Plans/Word/Day 2.docx
@@ -1006,6 +1006,19 @@
             <w:r>
               <w:rPr>
                 <w:rFonts w:ascii="Arial" w:cs="Arial" w:eastAsia="Arial" w:hAnsi="Arial"/>
+                <w:b/>
+                <w:bCs/>
+                <w:i w:val="false"/>
+                <w:iCs w:val="false"/>
+                <w:color w:val="000000"/>
+                <w:sz w:val="20"/>
+                <w:szCs w:val="20"/>
+              </w:rPr>
+              <w:t xml:space="preserve">    Beginner: </w:t>
+            </w:r>
+            <w:r>
+              <w:rPr>
+                <w:rFonts w:ascii="Arial" w:cs="Arial" w:eastAsia="Arial" w:hAnsi="Arial"/>
                 <w:b w:val="false"/>
                 <w:bCs w:val="false"/>
                 <w:i w:val="false"/>
@@ -1014,7 +1027,77 @@
                 <w:sz w:val="20"/>
                 <w:szCs w:val="20"/>
               </w:rPr>
-              <w:t xml:space="preserve">    Work through problems from the day's exercise set.</w:t>
+              <w:t xml:space="preserve">Write a function called apply_twice that takes a function and a value, applies the function to the value twice, and returns the result. Test…</w:t>
+            </w:r>
+            <w:r>
+              <w:rPr>
+                <w:rFonts w:ascii="Arial" w:cs="Arial" w:eastAsia="Arial" w:hAnsi="Arial"/>
+                <w:sz w:val="20"/>
+                <w:szCs w:val="20"/>
+              </w:rPr>
+              <w:br/>
+              <w:t xml:space="preserve"/>
+            </w:r>
+            <w:r>
+              <w:rPr>
+                <w:rFonts w:ascii="Arial" w:cs="Arial" w:eastAsia="Arial" w:hAnsi="Arial"/>
+                <w:b/>
+                <w:bCs/>
+                <w:i w:val="false"/>
+                <w:iCs w:val="false"/>
+                <w:color w:val="000000"/>
+                <w:sz w:val="20"/>
+                <w:szCs w:val="20"/>
+              </w:rPr>
+              <w:t xml:space="preserve">    Intermediate: </w:t>
+            </w:r>
+            <w:r>
+              <w:rPr>
+                <w:rFonts w:ascii="Arial" w:cs="Arial" w:eastAsia="Arial" w:hAnsi="Arial"/>
+                <w:b w:val="false"/>
+                <w:bCs w:val="false"/>
+                <w:i w:val="false"/>
+                <w:iCs w:val="false"/>
+                <w:color w:val="000000"/>
+                <w:sz w:val="20"/>
+                <w:szCs w:val="20"/>
+              </w:rPr>
+              <w:t xml:space="preserve">Write a function called conditional_map that takes a list, a condition function, and a transformation function. It should apply the transfor…</w:t>
+            </w:r>
+            <w:r>
+              <w:rPr>
+                <w:rFonts w:ascii="Arial" w:cs="Arial" w:eastAsia="Arial" w:hAnsi="Arial"/>
+                <w:sz w:val="20"/>
+                <w:szCs w:val="20"/>
+              </w:rPr>
+              <w:br/>
+              <w:t xml:space="preserve"/>
+            </w:r>
+            <w:r>
+              <w:rPr>
+                <w:rFonts w:ascii="Arial" w:cs="Arial" w:eastAsia="Arial" w:hAnsi="Arial"/>
+                <w:b/>
+                <w:bCs/>
+                <w:i w:val="false"/>
+                <w:iCs w:val="false"/>
+                <w:color w:val="000000"/>
+                <w:sz w:val="20"/>
+                <w:szCs w:val="20"/>
+              </w:rPr>
+              <w:t xml:space="preserve">    Challenge: </w:t>
+            </w:r>
+            <w:r>
+              <w:rPr>
+                <w:rFonts w:ascii="Arial" w:cs="Arial" w:eastAsia="Arial" w:hAnsi="Arial"/>
+                <w:b w:val="false"/>
+                <w:bCs w:val="false"/>
+                <w:i w:val="false"/>
+                <w:iCs w:val="false"/>
+                <w:color w:val="000000"/>
+                <w:sz w:val="20"/>
+                <w:szCs w:val="20"/>
+              </w:rPr>
+              <w:t xml:space="preserve">Sort a list of objects by multiple criteria. For example, sort students by grade (descending), then by name (ascending) within each grade. (…</w:t>
             </w:r>
             <w:r>
               <w:rPr>
@@ -2874,6 +2957,94 @@
       <w:pPr>
         <w:spacing w:after="160"/>
       </w:pPr>
+    </w:p>
+    <w:p>
+      <w:pPr>
+        <w:pBdr>
+          <w:bottom w:val="single" w:color="1B7A4A" w:sz="4" w:space="4"/>
+        </w:pBdr>
+        <w:spacing w:after="100" w:before="120"/>
+      </w:pPr>
+      <w:r>
+        <w:rPr>
+          <w:rFonts w:ascii="Arial" w:cs="Arial" w:eastAsia="Arial" w:hAnsi="Arial"/>
+          <w:b/>
+          <w:bCs/>
+          <w:color w:val="1B7A4A"/>
+          <w:sz w:val="24"/>
+          <w:szCs w:val="24"/>
+        </w:rPr>
+        <w:t xml:space="preserve">Practice Problems</w:t>
+      </w:r>
+    </w:p>
+    <w:p>
+      <w:pPr>
+        <w:spacing w:after="80"/>
+      </w:pPr>
+      <w:r>
+        <w:rPr>
+          <w:rFonts w:ascii="Arial" w:cs="Arial" w:eastAsia="Arial" w:hAnsi="Arial"/>
+          <w:b/>
+          <w:bCs/>
+          <w:sz w:val="20"/>
+          <w:szCs w:val="20"/>
+        </w:rPr>
+        <w:t xml:space="preserve">Problem 1: </w:t>
+      </w:r>
+      <w:r>
+        <w:rPr>
+          <w:rFonts w:ascii="Arial" w:cs="Arial" w:eastAsia="Arial" w:hAnsi="Arial"/>
+          <w:sz w:val="20"/>
+          <w:szCs w:val="20"/>
+        </w:rPr>
+        <w:t xml:space="preserve">Beginner:  Write a function called apply_twice that takes a function and a value, applies the function to the value twice, and returns the result. Test with apply_twice(lambda x: x + 5, 10) (should return 20).</w:t>
+      </w:r>
+    </w:p>
+    <w:p>
+      <w:pPr>
+        <w:spacing w:after="80"/>
+      </w:pPr>
+      <w:r>
+        <w:rPr>
+          <w:rFonts w:ascii="Arial" w:cs="Arial" w:eastAsia="Arial" w:hAnsi="Arial"/>
+          <w:b/>
+          <w:bCs/>
+          <w:sz w:val="20"/>
+          <w:szCs w:val="20"/>
+        </w:rPr>
+        <w:t xml:space="preserve">Problem 2: </w:t>
+      </w:r>
+      <w:r>
+        <w:rPr>
+          <w:rFonts w:ascii="Arial" w:cs="Arial" w:eastAsia="Arial" w:hAnsi="Arial"/>
+          <w:sz w:val="20"/>
+          <w:szCs w:val="20"/>
+        </w:rPr>
+        <w:t xml:space="preserve">Intermediate:  Write a function called conditional_map that takes a list, a condition function, and a transformation function. It should apply the transformation only to items that pass the condition.</w:t>
+      </w:r>
+    </w:p>
+    <w:p>
+      <w:pPr>
+        <w:spacing w:after="80"/>
+      </w:pPr>
+      <w:r>
+        <w:rPr>
+          <w:rFonts w:ascii="Arial" w:cs="Arial" w:eastAsia="Arial" w:hAnsi="Arial"/>
+          <w:b/>
+          <w:bCs/>
+          <w:sz w:val="20"/>
+          <w:szCs w:val="20"/>
+        </w:rPr>
+        <w:t xml:space="preserve">Problem 3: </w:t>
+      </w:r>
+      <w:r>
+        <w:rPr>
+          <w:rFonts w:ascii="Arial" w:cs="Arial" w:eastAsia="Arial" w:hAnsi="Arial"/>
+          <w:sz w:val="20"/>
+          <w:szCs w:val="20"/>
+        </w:rPr>
+        <w:t xml:space="preserve">Challenge:  Sort a list of objects by multiple criteria. For example, sort students by grade (descending), then by name (ascending) within each grade. (Hint: Tuples can be compared element-by-element!)</w:t>
+      </w:r>
     </w:p>
     <w:p>
       <w:pPr>
